--- a/lesson02.docx
+++ b/lesson02.docx
@@ -49,12 +49,6 @@
         <w:gridCol w:w="4800"/>
       </w:tblGrid>
       <w:tr>
-        <w:tblPrEx>
-          <w:tblCellMar>
-            <w:top w:w="0" w:type="dxa"/>
-            <w:bottom w:w="0" w:type="dxa"/>
-          </w:tblCellMar>
-        </w:tblPrEx>
         <w:trPr>
           <w:tblHeader/>
         </w:trPr>
@@ -192,12 +186,6 @@
         </w:tc>
       </w:tr>
       <w:tr>
-        <w:tblPrEx>
-          <w:tblCellMar>
-            <w:top w:w="0" w:type="dxa"/>
-            <w:bottom w:w="0" w:type="dxa"/>
-          </w:tblCellMar>
-        </w:tblPrEx>
         <w:trPr>
           <w:cantSplit/>
         </w:trPr>
@@ -336,12 +324,6 @@
         </w:tc>
       </w:tr>
       <w:tr>
-        <w:tblPrEx>
-          <w:tblCellMar>
-            <w:top w:w="0" w:type="dxa"/>
-            <w:bottom w:w="0" w:type="dxa"/>
-          </w:tblCellMar>
-        </w:tblPrEx>
         <w:trPr>
           <w:cantSplit/>
         </w:trPr>
@@ -480,12 +462,6 @@
         </w:tc>
       </w:tr>
       <w:tr>
-        <w:tblPrEx>
-          <w:tblCellMar>
-            <w:top w:w="0" w:type="dxa"/>
-            <w:bottom w:w="0" w:type="dxa"/>
-          </w:tblCellMar>
-        </w:tblPrEx>
         <w:trPr>
           <w:cantSplit/>
         </w:trPr>
@@ -624,12 +600,6 @@
         </w:tc>
       </w:tr>
       <w:tr>
-        <w:tblPrEx>
-          <w:tblCellMar>
-            <w:top w:w="0" w:type="dxa"/>
-            <w:bottom w:w="0" w:type="dxa"/>
-          </w:tblCellMar>
-        </w:tblPrEx>
         <w:trPr>
           <w:cantSplit/>
         </w:trPr>
@@ -872,81 +842,7 @@
         <w:spacing w:after="120" w:line="300" w:lineRule="auto"/>
       </w:pPr>
       <w:r>
-        <w:t>Trong 4 quy ước có 3 quy ước sai (QU1, QU2, QU4) và 1 quy ước đúng (QU3). QU1 trả quyết định kỹ thuật về cho Developers nên giảm tải cho Đức, đồng thời gỡ việc lập trình viên bị ép làm theo cách của người khác. QU2 trả việc tự chọn công việc hằng ngày về cho Developers nên gỡ nốt triệu chứng thứ hai. Như vậy bộ quy ước mới gỡ được cả hai triệu chứng, còn QU4 được sửa để quyền quyết định thứ tự ưu tiên vẫn nằm ở Product Owner.</w:t>
-      </w:r>
-    </w:p>
-    <w:p>
-      <w:pPr>
-        <w:keepNext/>
-        <w:spacing w:before="240" w:after="120"/>
-      </w:pPr>
-      <w:r>
-        <w:rPr>
-          <w:b/>
-          <w:bCs/>
-          <w:sz w:val="26"/>
-          <w:szCs w:val="26"/>
-        </w:rPr>
-        <w:t>Ghi chú cách làm (xoá trước khi nộp)</w:t>
-      </w:r>
-    </w:p>
-    <w:p>
-      <w:pPr>
-        <w:pStyle w:val="ListParagraph"/>
-        <w:numPr>
-          <w:ilvl w:val="0"/>
-          <w:numId w:val="4"/>
-        </w:numPr>
-        <w:spacing w:after="80" w:line="300" w:lineRule="auto"/>
-      </w:pPr>
-      <w:r>
-        <w:rPr>
-          <w:sz w:val="22"/>
-          <w:szCs w:val="22"/>
-        </w:rPr>
-        <w:t>Với mỗi quy ước, hỏi: "quyết định này là về cái gì làm trước (Product Owner), cách làm (Developers), hay cách vận hành Scrum (Scrum Master)?" Rồi so với vai trò đang cầm quyết định.</w:t>
-      </w:r>
-    </w:p>
-    <w:p>
-      <w:pPr>
-        <w:pStyle w:val="ListParagraph"/>
-        <w:numPr>
-          <w:ilvl w:val="0"/>
-          <w:numId w:val="4"/>
-        </w:numPr>
-        <w:spacing w:after="80" w:line="300" w:lineRule="auto"/>
-        <w:rPr>
-          <w:sz w:val="22"/>
-          <w:szCs w:val="22"/>
-        </w:rPr>
-      </w:pPr>
-      <w:r>
-        <w:rPr>
-          <w:sz w:val="22"/>
-          <w:szCs w:val="22"/>
-        </w:rPr>
-        <w:t>Cột "triệu chứng" phải khớp thật. QU4 sai nhưng không gây ra hai triệu chứng đã nêu, nên ghi rõ "không gây ra" thay vì cố gán.</w:t>
-      </w:r>
-    </w:p>
-    <w:p>
-      <w:pPr>
-        <w:pStyle w:val="ListParagraph"/>
-        <w:numPr>
-          <w:ilvl w:val="0"/>
-          <w:numId w:val="4"/>
-        </w:numPr>
-        <w:spacing w:after="80" w:line="300" w:lineRule="auto"/>
-        <w:rPr>
-          <w:sz w:val="22"/>
-          <w:szCs w:val="22"/>
-        </w:rPr>
-      </w:pPr>
-      <w:r>
-        <w:rPr>
-          <w:sz w:val="22"/>
-          <w:szCs w:val="22"/>
-        </w:rPr>
-        <w:t>Bài 2 tiếp nối Bài 1: nhịp Sprint đã chuẩn hoá, ở đây chỉ xử lý việc phân vai.</w:t>
+        <w:t>Trong 4 quy ước có 3 quy ước sai (QU1, QU2, QU4) và 1 quy ước đúng (QU3). QU1 trả quyết định kỹ thuật về cho Developers nên giảm tải cho Đức, đồng thời gỡ việc lập trình viên bị ép làm theo cách của người khác. QU2 trả việc tự chọn công việc hằng ngày về cho Developers nên gỡ nốt triệu chứng thứ hai. Như vậy bộ quy ước mới gỡ được cả hai triệu chứng, còn QU4 được sửa để quyền quyết định thứ tự ưu tiên vẫn nằm ở Product Owner</w:t>
       </w:r>
     </w:p>
     <w:sectPr>
